--- a/projects/project1_systems_monitor.docx
+++ b/projects/project1_systems_monitor.docx
@@ -30,22 +30,6 @@
     </w:p>
     <w:p>
       <w:pPr>
-        <w:pStyle w:val="HorizontalLine"/>
-        <w:suppressLineNumbers/>
-        <w:pBdr>
-          <w:bottom w:val="double" w:sz="2" w:space="0" w:color="808080"/>
-        </w:pBdr>
-        <w:bidi w:val="0"/>
-        <w:spacing w:before="0" w:after="283"/>
-        <w:jc w:val="start"/>
-        <w:rPr/>
-      </w:pPr>
-      <w:r>
-        <w:rPr/>
-      </w:r>
-    </w:p>
-    <w:p>
-      <w:pPr>
         <w:pStyle w:val="Heading2"/>
         <w:bidi w:val="0"/>
         <w:jc w:val="start"/>
@@ -53,6 +37,17 @@
       </w:pPr>
       <w:r>
         <w:rPr/>
+      </w:r>
+    </w:p>
+    <w:p>
+      <w:pPr>
+        <w:pStyle w:val="Heading2"/>
+        <w:bidi w:val="0"/>
+        <w:jc w:val="start"/>
+        <w:rPr/>
+      </w:pPr>
+      <w:r>
+        <w:rPr/>
         <w:t>Project: Build a System Monitor Daemon</w:t>
       </w:r>
     </w:p>
@@ -90,17 +85,6 @@
     </w:p>
     <w:p>
       <w:pPr>
-        <w:pStyle w:val="HorizontalLine"/>
-        <w:bidi w:val="0"/>
-        <w:jc w:val="start"/>
-        <w:rPr/>
-      </w:pPr>
-      <w:r>
-        <w:rPr/>
-      </w:r>
-    </w:p>
-    <w:p>
-      <w:pPr>
         <w:pStyle w:val="Heading2"/>
         <w:bidi w:val="0"/>
         <w:jc w:val="start"/>
@@ -108,6 +92,17 @@
       </w:pPr>
       <w:r>
         <w:rPr/>
+      </w:r>
+    </w:p>
+    <w:p>
+      <w:pPr>
+        <w:pStyle w:val="Heading2"/>
+        <w:bidi w:val="0"/>
+        <w:jc w:val="start"/>
+        <w:rPr/>
+      </w:pPr>
+      <w:r>
+        <w:rPr/>
         <w:t>What It Does</w:t>
       </w:r>
     </w:p>
@@ -161,11 +156,31 @@
       </w:r>
       <w:r>
         <w:rPr/>
-        <w:t xml:space="preserve">, have the parent exit, create a new session with </w:t>
-      </w:r>
-      <w:r>
-        <w:rPr>
-          <w:rStyle w:val="SourceText"/>
+        <w:t xml:space="preserve">, have the </w:t>
+      </w:r>
+      <w:r>
+        <w:rPr>
+          <w:b/>
+          <w:bCs/>
+        </w:rPr>
+        <w:t>parent exit,</w:t>
+      </w:r>
+      <w:r>
+        <w:rPr/>
+        <w:t xml:space="preserve"> create a</w:t>
+      </w:r>
+      <w:r>
+        <w:rPr>
+          <w:b/>
+          <w:bCs/>
+        </w:rPr>
+        <w:t xml:space="preserve"> new session with </w:t>
+      </w:r>
+      <w:r>
+        <w:rPr>
+          <w:rStyle w:val="SourceText"/>
+          <w:b/>
+          <w:bCs/>
         </w:rPr>
         <w:t>setsid()</w:t>
       </w:r>
@@ -181,24 +196,42 @@
       </w:r>
       <w:r>
         <w:rPr/>
-        <w:t xml:space="preserve">, redirect stdin, stdout, and stderr to </w:t>
-      </w:r>
-      <w:r>
-        <w:rPr>
-          <w:rStyle w:val="SourceText"/>
+        <w:t xml:space="preserve">, </w:t>
+      </w:r>
+      <w:r>
+        <w:rPr>
+          <w:b/>
+          <w:bCs/>
+        </w:rPr>
+        <w:t xml:space="preserve">redirect stdin, stdout, and stderr to </w:t>
+      </w:r>
+      <w:r>
+        <w:rPr>
+          <w:rStyle w:val="SourceText"/>
+          <w:b/>
+          <w:bCs/>
         </w:rPr>
         <w:t>/dev/null</w:t>
       </w:r>
       <w:r>
-        <w:rPr/>
-        <w:t xml:space="preserve">, and write its PID to </w:t>
-      </w:r>
+        <w:rPr>
+          <w:b/>
+          <w:bCs/>
+        </w:rPr>
+        <w:t xml:space="preserve">, </w:t>
+      </w:r>
+      <w:r>
+        <w:rPr/>
+        <w:t xml:space="preserve">and write its PID to </w:t>
+      </w:r>
+      <w:bookmarkStart w:id="0" w:name="__DdeLink__137_2443442493"/>
       <w:r>
         <w:rPr>
           <w:rStyle w:val="SourceText"/>
         </w:rPr>
         <w:t>/var/run/sysmon.pid</w:t>
       </w:r>
+      <w:bookmarkEnd w:id="0"/>
       <w:r>
         <w:rPr/>
         <w:t>. This is how real daemons on Linux are created. No shortcuts using libraries that do this for you.</w:t>

--- a/projects/project1_systems_monitor.docx
+++ b/projects/project1_systems_monitor.docx
@@ -329,6 +329,61 @@
       <w:r>
         <w:rPr/>
         <w:t xml:space="preserve"> corresponds to a running process.</w:t>
+      </w:r>
+    </w:p>
+    <w:p>
+      <w:pPr>
+        <w:pStyle w:val="BodyText"/>
+        <w:bidi w:val="0"/>
+        <w:jc w:val="start"/>
+        <w:rPr/>
+      </w:pPr>
+      <w:r>
+        <w:rPr/>
+      </w:r>
+    </w:p>
+    <w:p>
+      <w:pPr>
+        <w:pStyle w:val="BodyText"/>
+        <w:bidi w:val="0"/>
+        <w:jc w:val="start"/>
+        <w:rPr/>
+      </w:pPr>
+      <w:r>
+        <w:rPr/>
+      </w:r>
+    </w:p>
+    <w:p>
+      <w:pPr>
+        <w:pStyle w:val="BodyText"/>
+        <w:bidi w:val="0"/>
+        <w:jc w:val="start"/>
+        <w:rPr/>
+      </w:pPr>
+      <w:r>
+        <w:rPr/>
+      </w:r>
+    </w:p>
+    <w:p>
+      <w:pPr>
+        <w:pStyle w:val="BodyText"/>
+        <w:bidi w:val="0"/>
+        <w:jc w:val="start"/>
+        <w:rPr/>
+      </w:pPr>
+      <w:r>
+        <w:rPr/>
+      </w:r>
+    </w:p>
+    <w:p>
+      <w:pPr>
+        <w:pStyle w:val="BodyText"/>
+        <w:bidi w:val="0"/>
+        <w:jc w:val="start"/>
+        <w:rPr/>
+      </w:pPr>
+      <w:r>
+        <w:rPr/>
       </w:r>
     </w:p>
     <w:p>
